--- a/deliverables/video-4-slides/hit-final/Video_4_HIT_FINAL/SHORTS/Video_4_Short_4_Three_Sentences.docx
+++ b/deliverables/video-4-slides/hit-final/Video_4_HIT_FINAL/SHORTS/Video_4_Short_4_Three_Sentences.docx
@@ -164,7 +164,7 @@
           <w:color w:val="1A1A1A"/>
           <w:sz w:val="27"/>
         </w:rPr>
-        <w:t>The first sentence gives the chronology.</w:t>
+        <w:t>Your first sentence gives the chronology.</w:t>
       </w:r>
     </w:p>
     <w:p>
@@ -194,7 +194,7 @@
           <w:color w:val="1A1A1A"/>
           <w:sz w:val="27"/>
         </w:rPr>
-        <w:t>The third explains the direction.</w:t>
+        <w:t>The third explains your direction.</w:t>
       </w:r>
     </w:p>
     <w:p>
@@ -209,7 +209,7 @@
           <w:color w:val="1A1A1A"/>
           <w:sz w:val="27"/>
         </w:rPr>
-        <w:t>But there is one rule:</w:t>
+        <w:t>But there is one rule I want you to keep:</w:t>
       </w:r>
     </w:p>
     <w:p>
@@ -254,7 +254,7 @@
           <w:color w:val="1A1A1A"/>
           <w:sz w:val="27"/>
         </w:rPr>
-        <w:t>That is what makes the explanation credible.</w:t>
+        <w:t>That is what makes your explanation credible.</w:t>
       </w:r>
     </w:p>
     <w:sectPr>

--- a/deliverables/video-4-slides/hit-final/Video_4_HIT_FINAL/SHORTS/Video_4_Short_4_Three_Sentences.docx
+++ b/deliverables/video-4-slides/hit-final/Video_4_HIT_FINAL/SHORTS/Video_4_Short_4_Three_Sentences.docx
@@ -14,7 +14,7 @@
           <w:color w:val="8A6D1E"/>
           <w:sz w:val="20"/>
         </w:rPr>
-        <w:t>VIDEO 4 SHORT</w:t>
+        <w:t>VIDEO 4 SHORT  ·  v5.0</w:t>
       </w:r>
     </w:p>
     <w:p>
@@ -58,7 +58,7 @@
           <w:color w:val="5A6B82"/>
           <w:sz w:val="22"/>
         </w:rPr>
-        <w:t>Verbal hook:  “Use these three sentences to explain a career change.”</w:t>
+        <w:t>Opening line:  “Three sentences will explain a career change better than a chronology will.”</w:t>
       </w:r>
     </w:p>
     <w:p>
@@ -104,7 +104,7 @@
           <w:color w:val="1A1A1A"/>
           <w:sz w:val="27"/>
         </w:rPr>
-        <w:t>Use these three sentences to explain a career change.</w:t>
+        <w:t>Three sentences will explain a career change better than a chronology will.</w:t>
       </w:r>
     </w:p>
     <w:p>
@@ -119,7 +119,7 @@
           <w:color w:val="1A1A1A"/>
           <w:sz w:val="27"/>
         </w:rPr>
-        <w:t>“My career has moved across…”</w:t>
+        <w:t>My career has moved across…</w:t>
       </w:r>
     </w:p>
     <w:p>
@@ -134,7 +134,7 @@
           <w:color w:val="1A1A1A"/>
           <w:sz w:val="27"/>
         </w:rPr>
-        <w:t>“Across those chapters, I kept being asked to…”</w:t>
+        <w:t>Across those chapters, I kept being asked to…</w:t>
       </w:r>
     </w:p>
     <w:p>
@@ -149,7 +149,7 @@
           <w:color w:val="1A1A1A"/>
           <w:sz w:val="27"/>
         </w:rPr>
-        <w:t>“That is why I am now focused on…”</w:t>
+        <w:t>That is why I am now focused on…</w:t>
       </w:r>
     </w:p>
     <w:p>
@@ -164,7 +164,7 @@
           <w:color w:val="1A1A1A"/>
           <w:sz w:val="27"/>
         </w:rPr>
-        <w:t>Your first sentence gives the chronology.</w:t>
+        <w:t>The first gives them orientation. The second finds the work that repeated. The third is where the past stops being a list and starts pointing somewhere.</w:t>
       </w:r>
     </w:p>
     <w:p>
@@ -179,7 +179,7 @@
           <w:color w:val="1A1A1A"/>
           <w:sz w:val="27"/>
         </w:rPr>
-        <w:t>The second makes the repeated work visible.</w:t>
+        <w:t>But there is one rule.</w:t>
       </w:r>
     </w:p>
     <w:p>
@@ -194,7 +194,7 @@
           <w:color w:val="1A1A1A"/>
           <w:sz w:val="27"/>
         </w:rPr>
-        <w:t>The third explains your direction.</w:t>
+        <w:t>Do not put a verb in the second sentence unless you have evidence underneath it.</w:t>
       </w:r>
     </w:p>
     <w:p>
@@ -209,7 +209,7 @@
           <w:color w:val="1A1A1A"/>
           <w:sz w:val="27"/>
         </w:rPr>
-        <w:t>But there is one rule I want you to keep:</w:t>
+        <w:t>If you say you translate complexity, be ready to say when that changed a decision.</w:t>
       </w:r>
     </w:p>
     <w:p>
@@ -224,7 +224,7 @@
           <w:color w:val="1A1A1A"/>
           <w:sz w:val="27"/>
         </w:rPr>
-        <w:t>Do not put a verb in the second sentence unless you have evidence behind it.</w:t>
+        <w:t>Now say all three out loud about your own career.</w:t>
       </w:r>
     </w:p>
     <w:p>
@@ -239,22 +239,7 @@
           <w:color w:val="1A1A1A"/>
           <w:sz w:val="27"/>
         </w:rPr>
-        <w:t>If you say you translate complexity, build alignment or solve ambiguous problems, be ready to show where your work actually required you to do that.</w:t>
-      </w:r>
-    </w:p>
-    <w:p>
-      <w:pPr>
-        <w:spacing w:before="0" w:after="200" w:line="360" w:lineRule="auto"/>
-        <w:keepLines w:val="1"/>
-      </w:pPr>
-      <w:r>
-        <w:rPr>
-          <w:b w:val="0"/>
-          <w:i w:val="0"/>
-          <w:color w:val="1A1A1A"/>
-          <w:sz w:val="27"/>
-        </w:rPr>
-        <w:t>That is what makes your explanation credible.</w:t>
+        <w:t>You will hear immediately which one you cannot finish yet.</w:t>
       </w:r>
     </w:p>
     <w:sectPr>

--- a/deliverables/video-4-slides/hit-final/Video_4_HIT_FINAL/SHORTS/Video_4_Short_4_Three_Sentences.docx
+++ b/deliverables/video-4-slides/hit-final/Video_4_HIT_FINAL/SHORTS/Video_4_Short_4_Three_Sentences.docx
@@ -14,7 +14,7 @@
           <w:color w:val="8A6D1E"/>
           <w:sz w:val="20"/>
         </w:rPr>
-        <w:t>VIDEO 4 SHORT  ·  v5.0</w:t>
+        <w:t>VIDEO 4 SHORT  ·  v5.1</w:t>
       </w:r>
     </w:p>
     <w:p>
@@ -58,7 +58,7 @@
           <w:color w:val="5A6B82"/>
           <w:sz w:val="22"/>
         </w:rPr>
-        <w:t>Opening line:  “Three sentences will explain a career change better than a chronology will.”</w:t>
+        <w:t>Opening line:  “Here is the whole thing in three sentences.”</w:t>
       </w:r>
     </w:p>
     <w:p>
@@ -104,7 +104,7 @@
           <w:color w:val="1A1A1A"/>
           <w:sz w:val="27"/>
         </w:rPr>
-        <w:t>Three sentences will explain a career change better than a chronology will.</w:t>
+        <w:t>Here is the whole thing in three sentences.</w:t>
       </w:r>
     </w:p>
     <w:p>
@@ -119,7 +119,7 @@
           <w:color w:val="1A1A1A"/>
           <w:sz w:val="27"/>
         </w:rPr>
-        <w:t>My career has moved across…</w:t>
+        <w:t>One. Name the chapters, briefly. No dates, no employers, no explaining why each one ended. You are only orienting them.</w:t>
       </w:r>
     </w:p>
     <w:p>
@@ -134,7 +134,7 @@
           <w:color w:val="1A1A1A"/>
           <w:sz w:val="27"/>
         </w:rPr>
-        <w:t>Across those chapters, I kept being asked to…</w:t>
+        <w:t>Two. Name the work that repeats underneath the chapters. Not the subject matter — the kind of problem, and what people trusted you to do with it.</w:t>
       </w:r>
     </w:p>
     <w:p>
@@ -149,7 +149,7 @@
           <w:color w:val="1A1A1A"/>
           <w:sz w:val="27"/>
         </w:rPr>
-        <w:t>That is why I am now focused on…</w:t>
+        <w:t>Three. Explain why the next direction follows. Not why the last move happened. Where this goes, and why it fits.</w:t>
       </w:r>
     </w:p>
     <w:p>
@@ -164,7 +164,7 @@
           <w:color w:val="1A1A1A"/>
           <w:sz w:val="27"/>
         </w:rPr>
-        <w:t>The first gives them orientation. The second finds the work that repeated. The third is where the past stops being a list and starts pointing somewhere.</w:t>
+        <w:t>Say it in about forty seconds, and then stop talking.</w:t>
       </w:r>
     </w:p>
     <w:p>
@@ -179,7 +179,7 @@
           <w:color w:val="1A1A1A"/>
           <w:sz w:val="27"/>
         </w:rPr>
-        <w:t>But there is one rule.</w:t>
+        <w:t>The stopping matters. An explanation that keeps going starts to sound like an apology, and people can hear the difference.</w:t>
       </w:r>
     </w:p>
     <w:p>
@@ -194,7 +194,7 @@
           <w:color w:val="1A1A1A"/>
           <w:sz w:val="27"/>
         </w:rPr>
-        <w:t>Do not put a verb in the second sentence unless you have evidence underneath it.</w:t>
+        <w:t>Then test it. Say all three out loud to somebody who does not work in your field, and ask them what they think you are good at.</w:t>
       </w:r>
     </w:p>
     <w:p>
@@ -209,37 +209,7 @@
           <w:color w:val="1A1A1A"/>
           <w:sz w:val="27"/>
         </w:rPr>
-        <w:t>If you say you translate complexity, be ready to say when that changed a decision.</w:t>
-      </w:r>
-    </w:p>
-    <w:p>
-      <w:pPr>
-        <w:spacing w:before="0" w:after="200" w:line="360" w:lineRule="auto"/>
-        <w:keepLines w:val="1"/>
-      </w:pPr>
-      <w:r>
-        <w:rPr>
-          <w:b w:val="0"/>
-          <w:i w:val="0"/>
-          <w:color w:val="1A1A1A"/>
-          <w:sz w:val="27"/>
-        </w:rPr>
-        <w:t>Now say all three out loud about your own career.</w:t>
-      </w:r>
-    </w:p>
-    <w:p>
-      <w:pPr>
-        <w:spacing w:before="0" w:after="200" w:line="360" w:lineRule="auto"/>
-        <w:keepLines w:val="1"/>
-      </w:pPr>
-      <w:r>
-        <w:rPr>
-          <w:b w:val="0"/>
-          <w:i w:val="0"/>
-          <w:color w:val="1A1A1A"/>
-          <w:sz w:val="27"/>
-        </w:rPr>
-        <w:t>You will hear immediately which one you cannot finish yet.</w:t>
+        <w:t>If what comes back is a list of industries, sentence two is not doing its job yet.</w:t>
       </w:r>
     </w:p>
     <w:sectPr>

--- a/deliverables/video-4-slides/hit-final/Video_4_HIT_FINAL/SHORTS/Video_4_Short_4_Three_Sentences.docx
+++ b/deliverables/video-4-slides/hit-final/Video_4_HIT_FINAL/SHORTS/Video_4_Short_4_Three_Sentences.docx
@@ -14,7 +14,7 @@
           <w:color w:val="8A6D1E"/>
           <w:sz w:val="20"/>
         </w:rPr>
-        <w:t>VIDEO 4 SHORT  ·  v5.1</w:t>
+        <w:t>VIDEO 4 SHORT  ·  v5.1.1</w:t>
       </w:r>
     </w:p>
     <w:p>
